--- a/Science_Teesside/Teaching_Packs/BUILD/lessons/W3B/BUILD_Science_Autumn1_W3B_Backbone_Evidence_Pupil.docx
+++ b/Science_Teesside/Teaching_Packs/BUILD/lessons/W3B/BUILD_Science_Autumn1_W3B_Backbone_Evidence_Pupil.docx
@@ -5,8 +5,15 @@
     <w:p>
       <w:pPr>
         <w:pStyle w:val="Kicker"/>
+        <w:pBdr>
+          <w:left w:val="single" w:sz="20" w:color="28685E" w:space="7"/>
+        </w:pBdr>
+        <w:ind w:left="140"/>
       </w:pPr>
       <w:r>
+        <w:rPr>
+          <w:rFonts w:ascii="Arial" w:hAnsi="Arial"/>
+        </w:rPr>
         <w:t>PUPIL WORKSHEET</w:t>
       </w:r>
     </w:p>
@@ -15,6 +22,12 @@
         <w:pStyle w:val="Title"/>
       </w:pPr>
       <w:r>
+        <w:rPr>
+          <w:rFonts w:ascii="Arial" w:hAnsi="Arial"/>
+          <w:b/>
+          <w:color w:val="152B3A"/>
+          <w:sz w:val="48"/>
+        </w:rPr>
         <w:t>Backbone evidence lab</w:t>
       </w:r>
     </w:p>
@@ -23,41 +36,65 @@
         <w:pStyle w:val="Subtitle"/>
       </w:pPr>
       <w:r>
+        <w:rPr>
+          <w:rFonts w:ascii="Arial" w:hAnsi="Arial"/>
+          <w:i w:val="0"/>
+          <w:sz w:val="22"/>
+        </w:rPr>
         <w:t>Autumn 1 · Week 3 · Lesson B</w:t>
       </w:r>
     </w:p>
     <w:p>
       <w:r>
+        <w:rPr>
+          <w:rFonts w:ascii="Arial" w:hAnsi="Arial"/>
+        </w:rPr>
         <w:t>Name: ____________________________    Date: __________________</w:t>
       </w:r>
     </w:p>
     <w:p>
       <w:pPr>
         <w:pStyle w:val="Callout"/>
-        <w:shd w:fill="F7F4EC"/>
+        <w:shd w:fill="F1F5F0" w:val="clear"/>
         <w:pBdr>
-          <w:left w:val="single" w:sz="18" w:space="8" w:color="28675C"/>
+          <w:left w:val="single" w:sz="20" w:space="8" w:color="28685E"/>
         </w:pBdr>
+        <w:ind w:left="140" w:right="60"/>
       </w:pPr>
       <w:r>
+        <w:rPr>
+          <w:rFonts w:ascii="Arial" w:hAnsi="Arial"/>
+        </w:rPr>
         <w:t>Use body clues to classify animals, test a first idea and construct a diagnostic clue card.</w:t>
       </w:r>
     </w:p>
     <w:p>
       <w:r>
+        <w:rPr>
+          <w:rFonts w:ascii="Arial" w:hAnsi="Arial"/>
+        </w:rPr>
         <w:t>Use this sheet with the lesson. You may point, sign, speak, draw, write, dictate or direct an adult. Keep your first idea so you can show what changed.</w:t>
       </w:r>
     </w:p>
     <w:p>
       <w:pPr>
         <w:pStyle w:val="Heading1"/>
+        <w:pBdr>
+          <w:bottom w:val="single" w:sz="6" w:color="DCE7DD" w:space="4"/>
+        </w:pBdr>
       </w:pPr>
       <w:r>
+        <w:rPr>
+          <w:rFonts w:ascii="Arial" w:hAnsi="Arial"/>
+        </w:rPr>
         <w:t>1. Predict, reveal, classify</w:t>
       </w:r>
     </w:p>
     <w:p>
       <w:r>
+        <w:rPr>
+          <w:rFonts w:ascii="Arial" w:hAnsi="Arial"/>
+        </w:rPr>
         <w:t>Cover the evidence column first. Make a first choice or write unsure. Then reveal or hear the evidence.</w:t>
       </w:r>
     </w:p>
@@ -69,18 +106,18 @@
         <w:tblW w:w="9866" w:type="dxa"/>
         <w:tblInd w:w="120" w:type="dxa"/>
         <w:tblCellMar>
-          <w:top w:w="100" w:type="dxa"/>
-          <w:left w:w="100" w:type="dxa"/>
-          <w:bottom w:w="100" w:type="dxa"/>
-          <w:right w:w="100" w:type="dxa"/>
+          <w:top w:w="95" w:type="dxa"/>
+          <w:left w:w="120" w:type="dxa"/>
+          <w:bottom w:w="95" w:type="dxa"/>
+          <w:right w:w="120" w:type="dxa"/>
         </w:tblCellMar>
         <w:tblBorders>
-          <w:top w:val="single" w:sz="4" w:color="ACBBB7"/>
-          <w:left w:val="single" w:sz="4" w:color="ACBBB7"/>
-          <w:bottom w:val="single" w:sz="4" w:color="ACBBB7"/>
-          <w:right w:val="single" w:sz="4" w:color="ACBBB7"/>
-          <w:insideH w:val="single" w:sz="4" w:color="ACBBB7"/>
-          <w:insideV w:val="single" w:sz="4" w:color="ACBBB7"/>
+          <w:top w:val="single" w:sz="4" w:color="9DB9AC"/>
+          <w:left w:val="single" w:sz="4" w:color="9DB9AC"/>
+          <w:bottom w:val="single" w:sz="4" w:color="9DB9AC"/>
+          <w:right w:val="single" w:sz="4" w:color="9DB9AC"/>
+          <w:insideH w:val="single" w:sz="4" w:color="9DB9AC"/>
+          <w:insideV w:val="single" w:sz="4" w:color="9DB9AC"/>
         </w:tblBorders>
       </w:tblPr>
       <w:tblGrid>
@@ -97,16 +134,17 @@
           <w:tcPr>
             <w:vAlign w:val="center"/>
             <w:tcW w:w="1793" w:type="dxa"/>
-            <w:shd w:fill="F7F4EC"/>
+            <w:shd w:fill="28685E" w:val="clear"/>
           </w:tcPr>
           <w:p>
             <w:pPr>
-              <w:spacing w:after="20" w:before="20"/>
+              <w:spacing w:after="20" w:before="20" w:line="250" w:lineRule="auto"/>
             </w:pPr>
             <w:r>
               <w:rPr>
+                <w:rFonts w:ascii="Arial" w:hAnsi="Arial"/>
                 <w:b/>
-                <w:color w:val="173348"/>
+                <w:color w:val="FFFFFF"/>
                 <w:sz w:val="21"/>
               </w:rPr>
               <w:t>Case</w:t>
@@ -117,16 +155,17 @@
           <w:tcPr>
             <w:vAlign w:val="center"/>
             <w:tcW w:w="5022" w:type="dxa"/>
-            <w:shd w:fill="F7F4EC"/>
+            <w:shd w:fill="28685E" w:val="clear"/>
           </w:tcPr>
           <w:p>
             <w:pPr>
-              <w:spacing w:after="20" w:before="20"/>
+              <w:spacing w:after="20" w:before="20" w:line="250" w:lineRule="auto"/>
             </w:pPr>
             <w:r>
               <w:rPr>
+                <w:rFonts w:ascii="Arial" w:hAnsi="Arial"/>
                 <w:b/>
-                <w:color w:val="173348"/>
+                <w:color w:val="FFFFFF"/>
                 <w:sz w:val="21"/>
               </w:rPr>
               <w:t>Body evidence</w:t>
@@ -137,16 +176,17 @@
           <w:tcPr>
             <w:vAlign w:val="center"/>
             <w:tcW w:w="3051" w:type="dxa"/>
-            <w:shd w:fill="F7F4EC"/>
+            <w:shd w:fill="28685E" w:val="clear"/>
           </w:tcPr>
           <w:p>
             <w:pPr>
-              <w:spacing w:after="20" w:before="20"/>
+              <w:spacing w:after="20" w:before="20" w:line="250" w:lineRule="auto"/>
             </w:pPr>
             <w:r>
               <w:rPr>
+                <w:rFonts w:ascii="Arial" w:hAnsi="Arial"/>
                 <w:b/>
-                <w:color w:val="173348"/>
+                <w:color w:val="FFFFFF"/>
                 <w:sz w:val="21"/>
               </w:rPr>
               <w:t>First / final group</w:t>
@@ -163,13 +203,16 @@
           <w:tcPr>
             <w:vAlign w:val="center"/>
             <w:tcW w:w="1793" w:type="dxa"/>
+            <w:shd w:fill="F1F5F0" w:val="clear"/>
           </w:tcPr>
           <w:p>
             <w:pPr>
-              <w:spacing w:after="20" w:before="20"/>
+              <w:spacing w:after="20" w:before="20" w:line="250" w:lineRule="auto"/>
             </w:pPr>
             <w:r>
               <w:rPr>
+                <w:rFonts w:ascii="Arial" w:hAnsi="Arial"/>
+                <w:color w:val="152B3A"/>
                 <w:sz w:val="21"/>
               </w:rPr>
               <w:t>Goldfish</w:t>
@@ -180,13 +223,16 @@
           <w:tcPr>
             <w:vAlign w:val="center"/>
             <w:tcW w:w="5022" w:type="dxa"/>
+            <w:shd w:fill="F1F5F0" w:val="clear"/>
           </w:tcPr>
           <w:p>
             <w:pPr>
-              <w:spacing w:after="20" w:before="20"/>
+              <w:spacing w:after="20" w:before="20" w:line="250" w:lineRule="auto"/>
             </w:pPr>
             <w:r>
               <w:rPr>
+                <w:rFonts w:ascii="Arial" w:hAnsi="Arial"/>
+                <w:color w:val="152B3A"/>
                 <w:sz w:val="21"/>
               </w:rPr>
               <w:t>Internal bones include a backbone.</w:t>
@@ -197,13 +243,16 @@
           <w:tcPr>
             <w:vAlign w:val="center"/>
             <w:tcW w:w="3051" w:type="dxa"/>
+            <w:shd w:fill="F1F5F0" w:val="clear"/>
           </w:tcPr>
           <w:p>
             <w:pPr>
-              <w:spacing w:after="20" w:before="20"/>
+              <w:spacing w:after="20" w:before="20" w:line="250" w:lineRule="auto"/>
             </w:pPr>
             <w:r>
               <w:rPr>
+                <w:rFonts w:ascii="Arial" w:hAnsi="Arial"/>
+                <w:color w:val="152B3A"/>
                 <w:sz w:val="21"/>
               </w:rPr>
             </w:r>
@@ -219,13 +268,16 @@
           <w:tcPr>
             <w:vAlign w:val="center"/>
             <w:tcW w:w="1793" w:type="dxa"/>
+            <w:shd w:fill="FFFFFF" w:val="clear"/>
           </w:tcPr>
           <w:p>
             <w:pPr>
-              <w:spacing w:after="20" w:before="20"/>
+              <w:spacing w:after="20" w:before="20" w:line="250" w:lineRule="auto"/>
             </w:pPr>
             <w:r>
               <w:rPr>
+                <w:rFonts w:ascii="Arial" w:hAnsi="Arial"/>
+                <w:color w:val="152B3A"/>
                 <w:sz w:val="21"/>
               </w:rPr>
               <w:t>Bat</w:t>
@@ -236,13 +288,16 @@
           <w:tcPr>
             <w:vAlign w:val="center"/>
             <w:tcW w:w="5022" w:type="dxa"/>
+            <w:shd w:fill="FFFFFF" w:val="clear"/>
           </w:tcPr>
           <w:p>
             <w:pPr>
-              <w:spacing w:after="20" w:before="20"/>
+              <w:spacing w:after="20" w:before="20" w:line="250" w:lineRule="auto"/>
             </w:pPr>
             <w:r>
               <w:rPr>
+                <w:rFonts w:ascii="Arial" w:hAnsi="Arial"/>
+                <w:color w:val="152B3A"/>
                 <w:sz w:val="21"/>
               </w:rPr>
               <w:t>Has wings and an internal backbone.</w:t>
@@ -253,13 +308,16 @@
           <w:tcPr>
             <w:vAlign w:val="center"/>
             <w:tcW w:w="3051" w:type="dxa"/>
+            <w:shd w:fill="FFFFFF" w:val="clear"/>
           </w:tcPr>
           <w:p>
             <w:pPr>
-              <w:spacing w:after="20" w:before="20"/>
+              <w:spacing w:after="20" w:before="20" w:line="250" w:lineRule="auto"/>
             </w:pPr>
             <w:r>
               <w:rPr>
+                <w:rFonts w:ascii="Arial" w:hAnsi="Arial"/>
+                <w:color w:val="152B3A"/>
                 <w:sz w:val="21"/>
               </w:rPr>
             </w:r>
@@ -275,13 +333,16 @@
           <w:tcPr>
             <w:vAlign w:val="center"/>
             <w:tcW w:w="1793" w:type="dxa"/>
+            <w:shd w:fill="F1F5F0" w:val="clear"/>
           </w:tcPr>
           <w:p>
             <w:pPr>
-              <w:spacing w:after="20" w:before="20"/>
+              <w:spacing w:after="20" w:before="20" w:line="250" w:lineRule="auto"/>
             </w:pPr>
             <w:r>
               <w:rPr>
+                <w:rFonts w:ascii="Arial" w:hAnsi="Arial"/>
+                <w:color w:val="152B3A"/>
                 <w:sz w:val="21"/>
               </w:rPr>
               <w:t>Beetle</w:t>
@@ -292,13 +353,16 @@
           <w:tcPr>
             <w:vAlign w:val="center"/>
             <w:tcW w:w="5022" w:type="dxa"/>
+            <w:shd w:fill="F1F5F0" w:val="clear"/>
           </w:tcPr>
           <w:p>
             <w:pPr>
-              <w:spacing w:after="20" w:before="20"/>
+              <w:spacing w:after="20" w:before="20" w:line="250" w:lineRule="auto"/>
             </w:pPr>
             <w:r>
               <w:rPr>
+                <w:rFonts w:ascii="Arial" w:hAnsi="Arial"/>
+                <w:color w:val="152B3A"/>
                 <w:sz w:val="21"/>
               </w:rPr>
               <w:t>Hard outer case; no backbone.</w:t>
@@ -309,13 +373,16 @@
           <w:tcPr>
             <w:vAlign w:val="center"/>
             <w:tcW w:w="3051" w:type="dxa"/>
+            <w:shd w:fill="F1F5F0" w:val="clear"/>
           </w:tcPr>
           <w:p>
             <w:pPr>
-              <w:spacing w:after="20" w:before="20"/>
+              <w:spacing w:after="20" w:before="20" w:line="250" w:lineRule="auto"/>
             </w:pPr>
             <w:r>
               <w:rPr>
+                <w:rFonts w:ascii="Arial" w:hAnsi="Arial"/>
+                <w:color w:val="152B3A"/>
                 <w:sz w:val="21"/>
               </w:rPr>
             </w:r>
@@ -331,13 +398,16 @@
           <w:tcPr>
             <w:vAlign w:val="center"/>
             <w:tcW w:w="1793" w:type="dxa"/>
+            <w:shd w:fill="FFFFFF" w:val="clear"/>
           </w:tcPr>
           <w:p>
             <w:pPr>
-              <w:spacing w:after="20" w:before="20"/>
+              <w:spacing w:after="20" w:before="20" w:line="250" w:lineRule="auto"/>
             </w:pPr>
             <w:r>
               <w:rPr>
+                <w:rFonts w:ascii="Arial" w:hAnsi="Arial"/>
+                <w:color w:val="152B3A"/>
                 <w:sz w:val="21"/>
               </w:rPr>
               <w:t>Earthworm</w:t>
@@ -348,13 +418,16 @@
           <w:tcPr>
             <w:vAlign w:val="center"/>
             <w:tcW w:w="5022" w:type="dxa"/>
+            <w:shd w:fill="FFFFFF" w:val="clear"/>
           </w:tcPr>
           <w:p>
             <w:pPr>
-              <w:spacing w:after="20" w:before="20"/>
+              <w:spacing w:after="20" w:before="20" w:line="250" w:lineRule="auto"/>
             </w:pPr>
             <w:r>
               <w:rPr>
+                <w:rFonts w:ascii="Arial" w:hAnsi="Arial"/>
+                <w:color w:val="152B3A"/>
                 <w:sz w:val="21"/>
               </w:rPr>
               <w:t>Muscles/fluid support; skin rings are not bones.</w:t>
@@ -365,13 +438,16 @@
           <w:tcPr>
             <w:vAlign w:val="center"/>
             <w:tcW w:w="3051" w:type="dxa"/>
+            <w:shd w:fill="FFFFFF" w:val="clear"/>
           </w:tcPr>
           <w:p>
             <w:pPr>
-              <w:spacing w:after="20" w:before="20"/>
+              <w:spacing w:after="20" w:before="20" w:line="250" w:lineRule="auto"/>
             </w:pPr>
             <w:r>
               <w:rPr>
+                <w:rFonts w:ascii="Arial" w:hAnsi="Arial"/>
+                <w:color w:val="152B3A"/>
                 <w:sz w:val="21"/>
               </w:rPr>
             </w:r>
@@ -383,11 +459,14 @@
       <w:pPr>
         <w:pStyle w:val="ResponseLine"/>
         <w:pBdr>
-          <w:bottom w:val="single" w:sz="3" w:space="1" w:color="ACBBB7"/>
+          <w:bottom w:val="single" w:sz="4" w:space="1" w:color="9DB9AC"/>
           <w:between w:val="single" w:sz="3" w:space="1" w:color="ACBBB7"/>
         </w:pBdr>
       </w:pPr>
       <w:r>
+        <w:rPr>
+          <w:rFonts w:ascii="Arial" w:hAnsi="Arial"/>
+        </w:rPr>
         <w:t xml:space="preserve"> </w:t>
       </w:r>
     </w:p>
@@ -395,11 +474,14 @@
       <w:pPr>
         <w:pStyle w:val="ResponseLine"/>
         <w:pBdr>
-          <w:bottom w:val="single" w:sz="3" w:space="1" w:color="ACBBB7"/>
+          <w:bottom w:val="single" w:sz="4" w:space="1" w:color="9DB9AC"/>
           <w:between w:val="single" w:sz="3" w:space="1" w:color="ACBBB7"/>
         </w:pBdr>
       </w:pPr>
       <w:r>
+        <w:rPr>
+          <w:rFonts w:ascii="Arial" w:hAnsi="Arial"/>
+        </w:rPr>
         <w:t xml:space="preserve"> </w:t>
       </w:r>
     </w:p>
@@ -407,11 +489,14 @@
       <w:pPr>
         <w:pStyle w:val="ResponseLine"/>
         <w:pBdr>
-          <w:bottom w:val="single" w:sz="3" w:space="1" w:color="ACBBB7"/>
+          <w:bottom w:val="single" w:sz="4" w:space="1" w:color="9DB9AC"/>
           <w:between w:val="single" w:sz="3" w:space="1" w:color="ACBBB7"/>
         </w:pBdr>
       </w:pPr>
       <w:r>
+        <w:rPr>
+          <w:rFonts w:ascii="Arial" w:hAnsi="Arial"/>
+        </w:rPr>
         <w:t xml:space="preserve"> </w:t>
       </w:r>
     </w:p>
@@ -419,8 +504,15 @@
       <w:pPr>
         <w:pStyle w:val="Kicker"/>
         <w:pageBreakBefore/>
+        <w:pBdr>
+          <w:left w:val="single" w:sz="20" w:color="28685E" w:space="7"/>
+        </w:pBdr>
+        <w:ind w:left="140"/>
       </w:pPr>
       <w:r>
+        <w:rPr>
+          <w:rFonts w:ascii="Arial" w:hAnsi="Arial"/>
+        </w:rPr>
         <w:t>PUPIL TASK / Autumn 1 · Week 3 · Lesson B</w:t>
       </w:r>
     </w:p>
@@ -429,6 +521,12 @@
         <w:pStyle w:val="Title"/>
       </w:pPr>
       <w:r>
+        <w:rPr>
+          <w:rFonts w:ascii="Arial" w:hAnsi="Arial"/>
+          <w:b/>
+          <w:color w:val="152B3A"/>
+          <w:sz w:val="48"/>
+        </w:rPr>
         <w:t>2. Make and test a mystery card</w:t>
       </w:r>
     </w:p>
@@ -437,11 +535,19 @@
         <w:pStyle w:val="Subtitle"/>
       </w:pPr>
       <w:r>
+        <w:rPr>
+          <w:rFonts w:ascii="Arial" w:hAnsi="Arial"/>
+          <w:i w:val="0"/>
+          <w:sz w:val="22"/>
+        </w:rPr>
         <w:t>Write, draw, point or dictate as agreed with your teacher.</w:t>
       </w:r>
     </w:p>
     <w:p>
       <w:r>
+        <w:rPr>
+          <w:rFonts w:ascii="Arial" w:hAnsi="Arial"/>
+        </w:rPr>
         <w:t>Choose fish, bird, frog, lizard, mouse, snail, crab or earthworm. Hide the name when testing the clues.</w:t>
       </w:r>
     </w:p>
@@ -453,6 +559,9 @@
         </w:numPr>
       </w:pPr>
       <w:r>
+        <w:rPr>
+          <w:rFonts w:ascii="Arial" w:hAnsi="Arial"/>
+        </w:rPr>
         <w:t>My hidden animal: ___.</w:t>
       </w:r>
     </w:p>
@@ -464,6 +573,9 @@
         </w:numPr>
       </w:pPr>
       <w:r>
+        <w:rPr>
+          <w:rFonts w:ascii="Arial" w:hAnsi="Arial"/>
+        </w:rPr>
         <w:t>Body clue 1: ___.</w:t>
       </w:r>
     </w:p>
@@ -475,6 +587,9 @@
         </w:numPr>
       </w:pPr>
       <w:r>
+        <w:rPr>
+          <w:rFonts w:ascii="Arial" w:hAnsi="Arial"/>
+        </w:rPr>
         <w:t>Body clue 2: ___.</w:t>
       </w:r>
     </w:p>
@@ -486,6 +601,9 @@
         </w:numPr>
       </w:pPr>
       <w:r>
+        <w:rPr>
+          <w:rFonts w:ascii="Arial" w:hAnsi="Arial"/>
+        </w:rPr>
         <w:t>The solver’s group and reason: ___.</w:t>
       </w:r>
     </w:p>
@@ -493,11 +611,14 @@
       <w:pPr>
         <w:pStyle w:val="ResponseLine"/>
         <w:pBdr>
-          <w:bottom w:val="single" w:sz="3" w:space="1" w:color="ACBBB7"/>
+          <w:bottom w:val="single" w:sz="4" w:space="1" w:color="9DB9AC"/>
           <w:between w:val="single" w:sz="3" w:space="1" w:color="ACBBB7"/>
         </w:pBdr>
       </w:pPr>
       <w:r>
+        <w:rPr>
+          <w:rFonts w:ascii="Arial" w:hAnsi="Arial"/>
+        </w:rPr>
         <w:t xml:space="preserve"> </w:t>
       </w:r>
     </w:p>
@@ -505,11 +626,14 @@
       <w:pPr>
         <w:pStyle w:val="ResponseLine"/>
         <w:pBdr>
-          <w:bottom w:val="single" w:sz="3" w:space="1" w:color="ACBBB7"/>
+          <w:bottom w:val="single" w:sz="4" w:space="1" w:color="9DB9AC"/>
           <w:between w:val="single" w:sz="3" w:space="1" w:color="ACBBB7"/>
         </w:pBdr>
       </w:pPr>
       <w:r>
+        <w:rPr>
+          <w:rFonts w:ascii="Arial" w:hAnsi="Arial"/>
+        </w:rPr>
         <w:t xml:space="preserve"> </w:t>
       </w:r>
     </w:p>
@@ -517,11 +641,14 @@
       <w:pPr>
         <w:pStyle w:val="ResponseLine"/>
         <w:pBdr>
-          <w:bottom w:val="single" w:sz="3" w:space="1" w:color="ACBBB7"/>
+          <w:bottom w:val="single" w:sz="4" w:space="1" w:color="9DB9AC"/>
           <w:between w:val="single" w:sz="3" w:space="1" w:color="ACBBB7"/>
         </w:pBdr>
       </w:pPr>
       <w:r>
+        <w:rPr>
+          <w:rFonts w:ascii="Arial" w:hAnsi="Arial"/>
+        </w:rPr>
         <w:t xml:space="preserve"> </w:t>
       </w:r>
     </w:p>
@@ -529,11 +656,14 @@
       <w:pPr>
         <w:pStyle w:val="ResponseLine"/>
         <w:pBdr>
-          <w:bottom w:val="single" w:sz="3" w:space="1" w:color="ACBBB7"/>
+          <w:bottom w:val="single" w:sz="4" w:space="1" w:color="9DB9AC"/>
           <w:between w:val="single" w:sz="3" w:space="1" w:color="ACBBB7"/>
         </w:pBdr>
       </w:pPr>
       <w:r>
+        <w:rPr>
+          <w:rFonts w:ascii="Arial" w:hAnsi="Arial"/>
+        </w:rPr>
         <w:t xml:space="preserve"> </w:t>
       </w:r>
     </w:p>
@@ -541,11 +671,14 @@
       <w:pPr>
         <w:pStyle w:val="ResponseLine"/>
         <w:pBdr>
-          <w:bottom w:val="single" w:sz="3" w:space="1" w:color="ACBBB7"/>
+          <w:bottom w:val="single" w:sz="4" w:space="1" w:color="9DB9AC"/>
           <w:between w:val="single" w:sz="3" w:space="1" w:color="ACBBB7"/>
         </w:pBdr>
       </w:pPr>
       <w:r>
+        <w:rPr>
+          <w:rFonts w:ascii="Arial" w:hAnsi="Arial"/>
+        </w:rPr>
         <w:t xml:space="preserve"> </w:t>
       </w:r>
     </w:p>
@@ -553,11 +686,14 @@
       <w:pPr>
         <w:pStyle w:val="ResponseLine"/>
         <w:pBdr>
-          <w:bottom w:val="single" w:sz="3" w:space="1" w:color="ACBBB7"/>
+          <w:bottom w:val="single" w:sz="4" w:space="1" w:color="9DB9AC"/>
           <w:between w:val="single" w:sz="3" w:space="1" w:color="ACBBB7"/>
         </w:pBdr>
       </w:pPr>
       <w:r>
+        <w:rPr>
+          <w:rFonts w:ascii="Arial" w:hAnsi="Arial"/>
+        </w:rPr>
         <w:t xml:space="preserve"> </w:t>
       </w:r>
     </w:p>
@@ -565,11 +701,14 @@
       <w:pPr>
         <w:pStyle w:val="ResponseLine"/>
         <w:pBdr>
-          <w:bottom w:val="single" w:sz="3" w:space="1" w:color="ACBBB7"/>
+          <w:bottom w:val="single" w:sz="4" w:space="1" w:color="9DB9AC"/>
           <w:between w:val="single" w:sz="3" w:space="1" w:color="ACBBB7"/>
         </w:pBdr>
       </w:pPr>
       <w:r>
+        <w:rPr>
+          <w:rFonts w:ascii="Arial" w:hAnsi="Arial"/>
+        </w:rPr>
         <w:t xml:space="preserve"> </w:t>
       </w:r>
     </w:p>
@@ -577,11 +716,14 @@
       <w:pPr>
         <w:pStyle w:val="ResponseLine"/>
         <w:pBdr>
-          <w:bottom w:val="single" w:sz="3" w:space="1" w:color="ACBBB7"/>
+          <w:bottom w:val="single" w:sz="4" w:space="1" w:color="9DB9AC"/>
           <w:between w:val="single" w:sz="3" w:space="1" w:color="ACBBB7"/>
         </w:pBdr>
       </w:pPr>
       <w:r>
+        <w:rPr>
+          <w:rFonts w:ascii="Arial" w:hAnsi="Arial"/>
+        </w:rPr>
         <w:t xml:space="preserve"> </w:t>
       </w:r>
     </w:p>
@@ -589,8 +731,15 @@
       <w:pPr>
         <w:pStyle w:val="Kicker"/>
         <w:pageBreakBefore/>
+        <w:pBdr>
+          <w:left w:val="single" w:sz="20" w:color="28685E" w:space="7"/>
+        </w:pBdr>
+        <w:ind w:left="140"/>
       </w:pPr>
       <w:r>
+        <w:rPr>
+          <w:rFonts w:ascii="Arial" w:hAnsi="Arial"/>
+        </w:rPr>
         <w:t>PUPIL TASK / Autumn 1 · Week 3 · Lesson B</w:t>
       </w:r>
     </w:p>
@@ -599,6 +748,12 @@
         <w:pStyle w:val="Title"/>
       </w:pPr>
       <w:r>
+        <w:rPr>
+          <w:rFonts w:ascii="Arial" w:hAnsi="Arial"/>
+          <w:b/>
+          <w:color w:val="152B3A"/>
+          <w:sz w:val="48"/>
+        </w:rPr>
         <w:t>3. Improve your evidence</w:t>
       </w:r>
     </w:p>
@@ -607,11 +762,19 @@
         <w:pStyle w:val="Subtitle"/>
       </w:pPr>
       <w:r>
+        <w:rPr>
+          <w:rFonts w:ascii="Arial" w:hAnsi="Arial"/>
+          <w:i w:val="0"/>
+          <w:sz w:val="22"/>
+        </w:rPr>
         <w:t>Write, draw, point or dictate as agreed with your teacher.</w:t>
       </w:r>
     </w:p>
     <w:p>
       <w:r>
+        <w:rPr>
+          <w:rFonts w:ascii="Arial" w:hAnsi="Arial"/>
+        </w:rPr>
         <w:t>Check one body clue. Replace a vague clue with something that helps decide the group.</w:t>
       </w:r>
     </w:p>
@@ -623,6 +786,9 @@
         </w:numPr>
       </w:pPr>
       <w:r>
+        <w:rPr>
+          <w:rFonts w:ascii="Arial" w:hAnsi="Arial"/>
+        </w:rPr>
         <w:t>My first clue: ___.</w:t>
       </w:r>
     </w:p>
@@ -634,6 +800,9 @@
         </w:numPr>
       </w:pPr>
       <w:r>
+        <w:rPr>
+          <w:rFonts w:ascii="Arial" w:hAnsi="Arial"/>
+        </w:rPr>
         <w:t>My clearer clue: ___.</w:t>
       </w:r>
     </w:p>
@@ -645,6 +814,9 @@
         </w:numPr>
       </w:pPr>
       <w:r>
+        <w:rPr>
+          <w:rFonts w:ascii="Arial" w:hAnsi="Arial"/>
+        </w:rPr>
         <w:t>It helps because ___.</w:t>
       </w:r>
     </w:p>
@@ -656,6 +828,9 @@
         </w:numPr>
       </w:pPr>
       <w:r>
+        <w:rPr>
+          <w:rFonts w:ascii="Arial" w:hAnsi="Arial"/>
+        </w:rPr>
         <w:t>I kept / changed my classification because ___.</w:t>
       </w:r>
     </w:p>
@@ -663,11 +838,14 @@
       <w:pPr>
         <w:pStyle w:val="ResponseLine"/>
         <w:pBdr>
-          <w:bottom w:val="single" w:sz="3" w:space="1" w:color="ACBBB7"/>
+          <w:bottom w:val="single" w:sz="4" w:space="1" w:color="9DB9AC"/>
           <w:between w:val="single" w:sz="3" w:space="1" w:color="ACBBB7"/>
         </w:pBdr>
       </w:pPr>
       <w:r>
+        <w:rPr>
+          <w:rFonts w:ascii="Arial" w:hAnsi="Arial"/>
+        </w:rPr>
         <w:t xml:space="preserve"> </w:t>
       </w:r>
     </w:p>
@@ -675,11 +853,14 @@
       <w:pPr>
         <w:pStyle w:val="ResponseLine"/>
         <w:pBdr>
-          <w:bottom w:val="single" w:sz="3" w:space="1" w:color="ACBBB7"/>
+          <w:bottom w:val="single" w:sz="4" w:space="1" w:color="9DB9AC"/>
           <w:between w:val="single" w:sz="3" w:space="1" w:color="ACBBB7"/>
         </w:pBdr>
       </w:pPr>
       <w:r>
+        <w:rPr>
+          <w:rFonts w:ascii="Arial" w:hAnsi="Arial"/>
+        </w:rPr>
         <w:t xml:space="preserve"> </w:t>
       </w:r>
     </w:p>
@@ -687,11 +868,14 @@
       <w:pPr>
         <w:pStyle w:val="ResponseLine"/>
         <w:pBdr>
-          <w:bottom w:val="single" w:sz="3" w:space="1" w:color="ACBBB7"/>
+          <w:bottom w:val="single" w:sz="4" w:space="1" w:color="9DB9AC"/>
           <w:between w:val="single" w:sz="3" w:space="1" w:color="ACBBB7"/>
         </w:pBdr>
       </w:pPr>
       <w:r>
+        <w:rPr>
+          <w:rFonts w:ascii="Arial" w:hAnsi="Arial"/>
+        </w:rPr>
         <w:t xml:space="preserve"> </w:t>
       </w:r>
     </w:p>
@@ -699,11 +883,14 @@
       <w:pPr>
         <w:pStyle w:val="ResponseLine"/>
         <w:pBdr>
-          <w:bottom w:val="single" w:sz="3" w:space="1" w:color="ACBBB7"/>
+          <w:bottom w:val="single" w:sz="4" w:space="1" w:color="9DB9AC"/>
           <w:between w:val="single" w:sz="3" w:space="1" w:color="ACBBB7"/>
         </w:pBdr>
       </w:pPr>
       <w:r>
+        <w:rPr>
+          <w:rFonts w:ascii="Arial" w:hAnsi="Arial"/>
+        </w:rPr>
         <w:t xml:space="preserve"> </w:t>
       </w:r>
     </w:p>
@@ -711,11 +898,14 @@
       <w:pPr>
         <w:pStyle w:val="ResponseLine"/>
         <w:pBdr>
-          <w:bottom w:val="single" w:sz="3" w:space="1" w:color="ACBBB7"/>
+          <w:bottom w:val="single" w:sz="4" w:space="1" w:color="9DB9AC"/>
           <w:between w:val="single" w:sz="3" w:space="1" w:color="ACBBB7"/>
         </w:pBdr>
       </w:pPr>
       <w:r>
+        <w:rPr>
+          <w:rFonts w:ascii="Arial" w:hAnsi="Arial"/>
+        </w:rPr>
         <w:t xml:space="preserve"> </w:t>
       </w:r>
     </w:p>
@@ -723,11 +913,14 @@
       <w:pPr>
         <w:pStyle w:val="ResponseLine"/>
         <w:pBdr>
-          <w:bottom w:val="single" w:sz="3" w:space="1" w:color="ACBBB7"/>
+          <w:bottom w:val="single" w:sz="4" w:space="1" w:color="9DB9AC"/>
           <w:between w:val="single" w:sz="3" w:space="1" w:color="ACBBB7"/>
         </w:pBdr>
       </w:pPr>
       <w:r>
+        <w:rPr>
+          <w:rFonts w:ascii="Arial" w:hAnsi="Arial"/>
+        </w:rPr>
         <w:t xml:space="preserve"> </w:t>
       </w:r>
     </w:p>
@@ -735,11 +928,14 @@
       <w:pPr>
         <w:pStyle w:val="ResponseLine"/>
         <w:pBdr>
-          <w:bottom w:val="single" w:sz="3" w:space="1" w:color="ACBBB7"/>
+          <w:bottom w:val="single" w:sz="4" w:space="1" w:color="9DB9AC"/>
           <w:between w:val="single" w:sz="3" w:space="1" w:color="ACBBB7"/>
         </w:pBdr>
       </w:pPr>
       <w:r>
+        <w:rPr>
+          <w:rFonts w:ascii="Arial" w:hAnsi="Arial"/>
+        </w:rPr>
         <w:t xml:space="preserve"> </w:t>
       </w:r>
     </w:p>
@@ -747,8 +943,15 @@
       <w:pPr>
         <w:pStyle w:val="Kicker"/>
         <w:pageBreakBefore/>
+        <w:pBdr>
+          <w:left w:val="single" w:sz="20" w:color="28685E" w:space="7"/>
+        </w:pBdr>
+        <w:ind w:left="140"/>
       </w:pPr>
       <w:r>
+        <w:rPr>
+          <w:rFonts w:ascii="Arial" w:hAnsi="Arial"/>
+        </w:rPr>
         <w:t>PUPIL TASK / Autumn 1 · Week 3 · Lesson B</w:t>
       </w:r>
     </w:p>
@@ -757,6 +960,12 @@
         <w:pStyle w:val="Title"/>
       </w:pPr>
       <w:r>
+        <w:rPr>
+          <w:rFonts w:ascii="Arial" w:hAnsi="Arial"/>
+          <w:b/>
+          <w:color w:val="152B3A"/>
+          <w:sz w:val="48"/>
+        </w:rPr>
         <w:t>4. Feedback and exit</w:t>
       </w:r>
     </w:p>
@@ -765,11 +974,19 @@
         <w:pStyle w:val="Subtitle"/>
       </w:pPr>
       <w:r>
+        <w:rPr>
+          <w:rFonts w:ascii="Arial" w:hAnsi="Arial"/>
+          <w:i w:val="0"/>
+          <w:sz w:val="22"/>
+        </w:rPr>
         <w:t>Write, draw, point or dictate as agreed with your teacher.</w:t>
       </w:r>
     </w:p>
     <w:p>
       <w:r>
+        <w:rPr>
+          <w:rFonts w:ascii="Arial" w:hAnsi="Arial"/>
+        </w:rPr>
         <w:t>Tell the adult one thing that helped, or pass privately. Choose one science question.</w:t>
       </w:r>
     </w:p>
@@ -781,6 +998,9 @@
         </w:numPr>
       </w:pPr>
       <w:r>
+        <w:rPr>
+          <w:rFonts w:ascii="Arial" w:hAnsi="Arial"/>
+        </w:rPr>
         <w:t>Supported: name an animal with a backbone.</w:t>
       </w:r>
     </w:p>
@@ -792,6 +1012,9 @@
         </w:numPr>
       </w:pPr>
       <w:r>
+        <w:rPr>
+          <w:rFonts w:ascii="Arial" w:hAnsi="Arial"/>
+        </w:rPr>
         <w:t>Standard: explain why a crab is an invertebrate.</w:t>
       </w:r>
     </w:p>
@@ -803,6 +1026,9 @@
         </w:numPr>
       </w:pPr>
       <w:r>
+        <w:rPr>
+          <w:rFonts w:ascii="Arial" w:hAnsi="Arial"/>
+        </w:rPr>
         <w:t>Stretch: explain why size is not a reliable test.</w:t>
       </w:r>
     </w:p>
@@ -810,11 +1036,14 @@
       <w:pPr>
         <w:pStyle w:val="ResponseLine"/>
         <w:pBdr>
-          <w:bottom w:val="single" w:sz="3" w:space="1" w:color="ACBBB7"/>
+          <w:bottom w:val="single" w:sz="4" w:space="1" w:color="9DB9AC"/>
           <w:between w:val="single" w:sz="3" w:space="1" w:color="ACBBB7"/>
         </w:pBdr>
       </w:pPr>
       <w:r>
+        <w:rPr>
+          <w:rFonts w:ascii="Arial" w:hAnsi="Arial"/>
+        </w:rPr>
         <w:t xml:space="preserve"> </w:t>
       </w:r>
     </w:p>
@@ -822,11 +1051,14 @@
       <w:pPr>
         <w:pStyle w:val="ResponseLine"/>
         <w:pBdr>
-          <w:bottom w:val="single" w:sz="3" w:space="1" w:color="ACBBB7"/>
+          <w:bottom w:val="single" w:sz="4" w:space="1" w:color="9DB9AC"/>
           <w:between w:val="single" w:sz="3" w:space="1" w:color="ACBBB7"/>
         </w:pBdr>
       </w:pPr>
       <w:r>
+        <w:rPr>
+          <w:rFonts w:ascii="Arial" w:hAnsi="Arial"/>
+        </w:rPr>
         <w:t xml:space="preserve"> </w:t>
       </w:r>
     </w:p>
@@ -834,11 +1066,14 @@
       <w:pPr>
         <w:pStyle w:val="ResponseLine"/>
         <w:pBdr>
-          <w:bottom w:val="single" w:sz="3" w:space="1" w:color="ACBBB7"/>
+          <w:bottom w:val="single" w:sz="4" w:space="1" w:color="9DB9AC"/>
           <w:between w:val="single" w:sz="3" w:space="1" w:color="ACBBB7"/>
         </w:pBdr>
       </w:pPr>
       <w:r>
+        <w:rPr>
+          <w:rFonts w:ascii="Arial" w:hAnsi="Arial"/>
+        </w:rPr>
         <w:t xml:space="preserve"> </w:t>
       </w:r>
     </w:p>
@@ -846,11 +1081,14 @@
       <w:pPr>
         <w:pStyle w:val="ResponseLine"/>
         <w:pBdr>
-          <w:bottom w:val="single" w:sz="3" w:space="1" w:color="ACBBB7"/>
+          <w:bottom w:val="single" w:sz="4" w:space="1" w:color="9DB9AC"/>
           <w:between w:val="single" w:sz="3" w:space="1" w:color="ACBBB7"/>
         </w:pBdr>
       </w:pPr>
       <w:r>
+        <w:rPr>
+          <w:rFonts w:ascii="Arial" w:hAnsi="Arial"/>
+        </w:rPr>
         <w:t xml:space="preserve"> </w:t>
       </w:r>
     </w:p>
@@ -858,19 +1096,28 @@
       <w:pPr>
         <w:pStyle w:val="ResponseLine"/>
         <w:pBdr>
-          <w:bottom w:val="single" w:sz="3" w:space="1" w:color="ACBBB7"/>
+          <w:bottom w:val="single" w:sz="4" w:space="1" w:color="9DB9AC"/>
           <w:between w:val="single" w:sz="3" w:space="1" w:color="ACBBB7"/>
         </w:pBdr>
       </w:pPr>
       <w:r>
+        <w:rPr>
+          <w:rFonts w:ascii="Arial" w:hAnsi="Arial"/>
+        </w:rPr>
         <w:t xml:space="preserve"> </w:t>
       </w:r>
     </w:p>
     <w:p>
       <w:pPr>
         <w:pStyle w:val="Heading1"/>
+        <w:pBdr>
+          <w:bottom w:val="single" w:sz="6" w:color="DCE7DD" w:space="4"/>
+        </w:pBdr>
       </w:pPr>
       <w:r>
+        <w:rPr>
+          <w:rFonts w:ascii="Arial" w:hAnsi="Arial"/>
+        </w:rPr>
         <w:t>Choose a response route</w:t>
       </w:r>
     </w:p>
@@ -879,57 +1126,91 @@
         <w:pStyle w:val="Small"/>
       </w:pPr>
       <w:r>
+        <w:rPr>
+          <w:rFonts w:ascii="Arial" w:hAnsi="Arial"/>
+        </w:rPr>
         <w:t>Agree one route with your teacher; you do not need every route.</w:t>
       </w:r>
     </w:p>
     <w:p>
       <w:pPr>
         <w:pStyle w:val="Heading1"/>
+        <w:pBdr>
+          <w:bottom w:val="single" w:sz="6" w:color="DCE7DD" w:space="4"/>
+        </w:pBdr>
       </w:pPr>
       <w:r>
+        <w:rPr>
+          <w:rFonts w:ascii="Arial" w:hAnsi="Arial"/>
+        </w:rPr>
         <w:t>Supported</w:t>
       </w:r>
     </w:p>
     <w:p>
       <w:r>
+        <w:rPr>
+          <w:rFonts w:ascii="Arial" w:hAnsi="Arial"/>
+        </w:rPr>
         <w:t>Use an adult reader and two group labels; point to one decisive body clue.</w:t>
       </w:r>
     </w:p>
     <w:p>
       <w:pPr>
         <w:pStyle w:val="Heading1"/>
+        <w:pBdr>
+          <w:bottom w:val="single" w:sz="6" w:color="DCE7DD" w:space="4"/>
+        </w:pBdr>
       </w:pPr>
       <w:r>
+        <w:rPr>
+          <w:rFonts w:ascii="Arial" w:hAnsi="Arial"/>
+        </w:rPr>
         <w:t>Standard</w:t>
       </w:r>
     </w:p>
     <w:p>
       <w:r>
+        <w:rPr>
+          <w:rFonts w:ascii="Arial" w:hAnsi="Arial"/>
+        </w:rPr>
         <w:t>Classify all four cases, explain a choice and make a two-clue card.</w:t>
       </w:r>
     </w:p>
     <w:p>
       <w:pPr>
         <w:pStyle w:val="Heading1"/>
+        <w:pBdr>
+          <w:bottom w:val="single" w:sz="6" w:color="DCE7DD" w:space="4"/>
+        </w:pBdr>
       </w:pPr>
       <w:r>
+        <w:rPr>
+          <w:rFonts w:ascii="Arial" w:hAnsi="Arial"/>
+        </w:rPr>
         <w:t>Stretch</w:t>
       </w:r>
     </w:p>
     <w:p>
       <w:r>
+        <w:rPr>
+          <w:rFonts w:ascii="Arial" w:hAnsi="Arial"/>
+        </w:rPr>
         <w:t>Test and improve a clue so appearance cannot mislead the solver.</w:t>
       </w:r>
     </w:p>
     <w:p>
       <w:pPr>
         <w:pStyle w:val="Callout"/>
-        <w:shd w:fill="F7F4EC"/>
+        <w:shd w:fill="F1F5F0" w:val="clear"/>
         <w:pBdr>
-          <w:left w:val="single" w:sz="18" w:space="8" w:color="28675C"/>
+          <w:left w:val="single" w:sz="20" w:space="8" w:color="28685E"/>
         </w:pBdr>
+        <w:ind w:left="140" w:right="60"/>
       </w:pPr>
       <w:r>
+        <w:rPr>
+          <w:rFonts w:ascii="Arial" w:hAnsi="Arial"/>
+        </w:rPr>
         <w:t>Next: the current Week 4 lesson.</w:t>
       </w:r>
     </w:p>
@@ -952,6 +1233,11 @@
       <w:pStyle w:val="Small"/>
     </w:pPr>
     <w:r>
+      <w:rPr>
+        <w:rFonts w:ascii="Arial" w:hAnsi="Arial"/>
+        <w:color w:val="54656C"/>
+        <w:sz w:val="17"/>
+      </w:rPr>
       <w:t xml:space="preserve">Autumn 1 · Week 3 · Lesson B  |  Pupil materials  |  </w:t>
     </w:r>
     <w:fldSimple w:instr="PAGE"/>
@@ -964,8 +1250,14 @@
   <w:p>
     <w:pPr>
       <w:pStyle w:val="Kicker"/>
+      <w:pBdr>
+        <w:bottom w:val="single" w:sz="8" w:color="DCE7DD" w:space="5"/>
+      </w:pBdr>
     </w:pPr>
     <w:r>
+      <w:rPr>
+        <w:rFonts w:ascii="Arial" w:hAnsi="Arial"/>
+      </w:rPr>
       <w:drawing>
         <wp:inline xmlns:a="http://schemas.openxmlformats.org/drawingml/2006/main" xmlns:pic="http://schemas.openxmlformats.org/drawingml/2006/picture">
           <wp:extent cx="270000" cy="270000"/>
@@ -1000,6 +1292,9 @@
       </w:drawing>
     </w:r>
     <w:r>
+      <w:rPr>
+        <w:rFonts w:ascii="Arial" w:hAnsi="Arial"/>
+      </w:rPr>
       <w:t xml:space="preserve">  MADE BY MATT  /  BUILD SCIENCE</w:t>
     </w:r>
   </w:p>
@@ -1421,13 +1716,14 @@
     <w:qFormat/>
     <w:rsid w:val="00FC693F"/>
     <w:pPr>
-      <w:spacing w:before="0" w:after="120" w:line="250" w:lineRule="auto"/>
+      <w:widowControl/>
+      <w:spacing w:before="0" w:after="120" w:line="257" w:lineRule="auto"/>
     </w:pPr>
     <w:rPr>
       <w:rFonts w:ascii="Arial" w:hAnsi="Arial" w:eastAsia="Arial" w:cs="Arial"/>
       <w:b w:val="0"/>
-      <w:color w:val="25343E"/>
-      <w:sz w:val="24"/>
+      <w:color w:val="152B3A"/>
+      <w:sz w:val="22"/>
     </w:rPr>
   </w:style>
   <w:style w:type="paragraph" w:styleId="Header">
@@ -1485,15 +1781,16 @@
     <w:pPr>
       <w:keepNext/>
       <w:keepLines/>
-      <w:spacing w:before="220" w:after="120" w:line="250" w:lineRule="auto"/>
+      <w:widowControl/>
+      <w:spacing w:before="200" w:after="120" w:line="254" w:lineRule="auto"/>
       <w:outlineLvl w:val="0"/>
     </w:pPr>
     <w:rPr>
       <w:rFonts w:ascii="Arial" w:hAnsi="Arial" w:eastAsia="Arial" w:cs="Arial"/>
       <w:b/>
       <w:bCs/>
-      <w:color w:val="28675C"/>
-      <w:sz w:val="32"/>
+      <w:color w:val="28685E"/>
+      <w:sz w:val="30"/>
       <w:szCs w:val="28"/>
     </w:rPr>
   </w:style>
@@ -1509,14 +1806,15 @@
     <w:pPr>
       <w:keepNext/>
       <w:keepLines/>
-      <w:spacing w:before="140" w:after="120" w:line="250" w:lineRule="auto"/>
+      <w:widowControl/>
+      <w:spacing w:before="140" w:after="80" w:line="254" w:lineRule="auto"/>
       <w:outlineLvl w:val="1"/>
     </w:pPr>
     <w:rPr>
       <w:rFonts w:ascii="Arial" w:hAnsi="Arial" w:eastAsia="Arial" w:cs="Arial"/>
       <w:b/>
       <w:bCs/>
-      <w:color w:val="173348"/>
+      <w:color w:val="152B3A"/>
       <w:sz w:val="24"/>
       <w:szCs w:val="26"/>
     </w:rPr>
@@ -1772,13 +2070,14 @@
     <w:rsid w:val="00FC693F"/>
     <w:pPr>
       <w:keepNext/>
-      <w:spacing w:after="120" w:line="250" w:lineRule="auto" w:before="0"/>
+      <w:widowControl/>
+      <w:spacing w:after="140" w:line="250" w:lineRule="auto" w:before="0"/>
       <w:contextualSpacing/>
     </w:pPr>
     <w:rPr>
       <w:rFonts w:ascii="Arial" w:hAnsi="Arial" w:eastAsia="Arial" w:cs="Arial"/>
-      <w:b w:val="0"/>
-      <w:color w:val="173348"/>
+      <w:b/>
+      <w:color w:val="152B3A"/>
       <w:spacing w:val="5"/>
       <w:kern w:val="28"/>
       <w:sz w:val="48"/>
@@ -1810,19 +2109,20 @@
     <w:rsid w:val="00FC693F"/>
     <w:pPr>
       <w:keepNext/>
+      <w:widowControl/>
       <w:numPr>
         <w:ilvl w:val="1"/>
       </w:numPr>
-      <w:spacing w:before="0" w:after="120" w:line="250" w:lineRule="auto"/>
+      <w:spacing w:before="0" w:after="200" w:line="252" w:lineRule="auto"/>
     </w:pPr>
     <w:rPr>
       <w:rFonts w:ascii="Arial" w:hAnsi="Arial" w:eastAsia="Arial" w:cs="Arial"/>
       <w:b w:val="0"/>
-      <w:i/>
+      <w:i w:val="0"/>
       <w:iCs/>
-      <w:color w:val="53626A"/>
+      <w:color w:val="54656C"/>
       <w:spacing w:val="15"/>
-      <w:sz w:val="24"/>
+      <w:sz w:val="22"/>
       <w:szCs w:val="24"/>
     </w:rPr>
   </w:style>
@@ -13117,48 +13417,53 @@
   <w:style w:type="paragraph" w:customStyle="1" w:styleId="Kicker">
     <w:name w:val="Kicker"/>
     <w:pPr>
-      <w:spacing w:before="0" w:after="120" w:line="250" w:lineRule="auto"/>
+      <w:keepNext/>
+      <w:widowControl/>
+      <w:spacing w:before="0" w:after="140" w:line="250" w:lineRule="auto"/>
     </w:pPr>
     <w:rPr>
       <w:rFonts w:ascii="Arial" w:hAnsi="Arial" w:eastAsia="Arial" w:cs="Arial"/>
       <w:b/>
-      <w:color w:val="28675C"/>
+      <w:color w:val="28685E"/>
       <w:sz w:val="18"/>
     </w:rPr>
   </w:style>
   <w:style w:type="paragraph" w:customStyle="1" w:styleId="Small">
     <w:name w:val="Small"/>
     <w:pPr>
-      <w:spacing w:before="0" w:after="120" w:line="250" w:lineRule="auto"/>
+      <w:widowControl/>
+      <w:spacing w:before="0" w:after="120" w:line="254" w:lineRule="auto"/>
     </w:pPr>
     <w:rPr>
       <w:rFonts w:ascii="Arial" w:hAnsi="Arial" w:eastAsia="Arial" w:cs="Arial"/>
       <w:b w:val="0"/>
-      <w:color w:val="53626A"/>
+      <w:color w:val="54656C"/>
       <w:sz w:val="18"/>
     </w:rPr>
   </w:style>
   <w:style w:type="paragraph" w:customStyle="1" w:styleId="ResponseLine">
     <w:name w:val="ResponseLine"/>
     <w:pPr>
-      <w:spacing w:before="0" w:after="0" w:line="440" w:lineRule="exact"/>
+      <w:widowControl/>
+      <w:spacing w:before="0" w:after="0" w:line="480" w:lineRule="exact"/>
     </w:pPr>
     <w:rPr>
       <w:rFonts w:ascii="Arial" w:hAnsi="Arial" w:eastAsia="Arial" w:cs="Arial"/>
       <w:b w:val="0"/>
-      <w:color w:val="25343E"/>
+      <w:color w:val="152B3A"/>
       <w:sz w:val="24"/>
     </w:rPr>
   </w:style>
   <w:style w:type="paragraph" w:customStyle="1" w:styleId="Callout">
     <w:name w:val="Callout"/>
     <w:pPr>
-      <w:spacing w:before="120" w:after="160" w:line="250" w:lineRule="auto"/>
+      <w:widowControl/>
+      <w:spacing w:before="120" w:after="180" w:line="254" w:lineRule="auto"/>
     </w:pPr>
     <w:rPr>
       <w:rFonts w:ascii="Arial" w:hAnsi="Arial" w:eastAsia="Arial" w:cs="Arial"/>
       <w:b w:val="0"/>
-      <w:color w:val="25343E"/>
+      <w:color w:val="152B3A"/>
       <w:sz w:val="22"/>
     </w:rPr>
   </w:style>
